--- a/04b_ResolutionCinematique/11_MaxPID_04b_ResolutionCinematique.docx
+++ b/04b_ResolutionCinematique/11_MaxPID_04b_ResolutionCinematique.docx
@@ -523,7 +523,13 @@
               <w:t xml:space="preserve">dans le cadre du TP </w:t>
             </w:r>
             <w:r>
-              <w:t>11_MaxPID_04_ResolutionGéométrique</w:t>
+              <w:t>11_MaxPID_04</w:t>
+            </w:r>
+            <w:r>
+              <w:t>a</w:t>
+            </w:r>
+            <w:r>
+              <w:t>_ResolutionGéométrique</w:t>
             </w:r>
             <w:r>
               <w:t xml:space="preserve">. </w:t>
@@ -562,15 +568,7 @@
               <w:jc w:val="left"/>
             </w:pPr>
             <w:r>
-              <w:t xml:space="preserve">En fin de notebook est donnée la loi </w:t>
-            </w:r>
-            <w:proofErr w:type="spellStart"/>
-            <w:r>
-              <w:t>calcule_loi_indirecte</w:t>
-            </w:r>
-            <w:proofErr w:type="spellEnd"/>
-            <w:r>
-              <w:t xml:space="preserve"> qui permet de calculer l’angle moteur en fonction d’un angle de bras donné (en rad).</w:t>
+              <w:t>En fin de notebook est donnée la loi calcule_loi_indirecte qui permet de calculer l’angle moteur en fonction d’un angle de bras donné (en rad).</w:t>
             </w:r>
           </w:p>
           <w:p>
@@ -650,7 +648,6 @@
             <w:r>
               <w:t xml:space="preserve">le code permettant d’établir la loi du mouvement. Mode d’utilisation : </w:t>
             </w:r>
-            <w:proofErr w:type="spellStart"/>
             <w:r>
               <w:t>les_t,les_x,les_</w:t>
             </w:r>
@@ -660,41 +657,11 @@
             <w:r>
               <w:t>,les_a</w:t>
             </w:r>
-            <w:proofErr w:type="spellEnd"/>
             <w:r>
               <w:t xml:space="preserve"> = </w:t>
             </w:r>
-            <w:proofErr w:type="spellStart"/>
-            <w:r>
-              <w:t>calcule_profil</w:t>
-            </w:r>
-            <w:proofErr w:type="spellEnd"/>
-            <w:r>
-              <w:t xml:space="preserve">(L, </w:t>
-            </w:r>
-            <w:proofErr w:type="spellStart"/>
-            <w:r>
-              <w:t>vmax</w:t>
-            </w:r>
-            <w:proofErr w:type="spellEnd"/>
-            <w:r>
-              <w:t xml:space="preserve">, </w:t>
-            </w:r>
-            <w:proofErr w:type="spellStart"/>
-            <w:r>
-              <w:t>amax</w:t>
-            </w:r>
-            <w:proofErr w:type="spellEnd"/>
-            <w:r>
-              <w:t xml:space="preserve">, </w:t>
-            </w:r>
-            <w:proofErr w:type="spellStart"/>
-            <w:r>
-              <w:t>dt</w:t>
-            </w:r>
-            <w:proofErr w:type="spellEnd"/>
-            <w:r>
-              <w:t>)</w:t>
+            <w:r>
+              <w:t>calcule_profil(L, vmax, amax, dt)</w:t>
             </w:r>
             <w:r>
               <w:t xml:space="preserve"> avec : </w:t>
@@ -710,37 +677,8 @@
               <w:spacing w:line="240" w:lineRule="auto"/>
               <w:jc w:val="left"/>
             </w:pPr>
-            <w:proofErr w:type="spellStart"/>
-            <w:r>
-              <w:t>les_t</w:t>
-            </w:r>
-            <w:proofErr w:type="spellEnd"/>
-            <w:r>
-              <w:t xml:space="preserve">, </w:t>
-            </w:r>
-            <w:proofErr w:type="spellStart"/>
-            <w:r>
-              <w:t>les_x</w:t>
-            </w:r>
-            <w:proofErr w:type="spellEnd"/>
-            <w:r>
-              <w:t xml:space="preserve">, </w:t>
-            </w:r>
-            <w:proofErr w:type="spellStart"/>
-            <w:r>
-              <w:t>les_v</w:t>
-            </w:r>
-            <w:proofErr w:type="spellEnd"/>
-            <w:r>
-              <w:t xml:space="preserve">, </w:t>
-            </w:r>
-            <w:proofErr w:type="spellStart"/>
-            <w:r>
-              <w:t>les_a</w:t>
-            </w:r>
-            <w:proofErr w:type="spellEnd"/>
-            <w:r>
-              <w:t xml:space="preserve"> les temps, positions, vitesses et accélérations calculées</w:t>
+            <w:r>
+              <w:t>les_t, les_x, les_v, les_a les temps, positions, vitesses et accélérations calculées</w:t>
             </w:r>
           </w:p>
           <w:p>
@@ -767,13 +705,8 @@
               <w:spacing w:line="240" w:lineRule="auto"/>
               <w:jc w:val="left"/>
             </w:pPr>
-            <w:proofErr w:type="spellStart"/>
-            <w:r>
-              <w:t>vmax</w:t>
-            </w:r>
-            <w:proofErr w:type="spellEnd"/>
-            <w:r>
-              <w:t> : vitesse maximale de l’actionneur (en m/s ou en rad/s)</w:t>
+            <w:r>
+              <w:t>vmax : vitesse maximale de l’actionneur (en m/s ou en rad/s)</w:t>
             </w:r>
           </w:p>
           <w:p>
@@ -786,13 +719,8 @@
               <w:spacing w:line="240" w:lineRule="auto"/>
               <w:jc w:val="left"/>
             </w:pPr>
-            <w:proofErr w:type="spellStart"/>
-            <w:r>
-              <w:t>amax</w:t>
-            </w:r>
-            <w:proofErr w:type="spellEnd"/>
-            <w:r>
-              <w:t> : accélération maximale de l’actionneur (en m/s² ou en rad/s²)</w:t>
+            <w:r>
+              <w:t>amax : accélération maximale de l’actionneur (en m/s² ou en rad/s²)</w:t>
             </w:r>
           </w:p>
           <w:p>
@@ -805,13 +733,8 @@
               <w:spacing w:line="240" w:lineRule="auto"/>
               <w:jc w:val="left"/>
             </w:pPr>
-            <w:proofErr w:type="spellStart"/>
-            <w:r>
-              <w:t>dt</w:t>
-            </w:r>
-            <w:proofErr w:type="spellEnd"/>
-            <w:r>
-              <w:t> : pas de temps de votre simulation.</w:t>
+            <w:r>
+              <w:t>dt : pas de temps de votre simulation.</w:t>
             </w:r>
           </w:p>
           <w:p>
@@ -1120,7 +1043,7 @@
                 <w:lang w:eastAsia="fr-FR"/>
               </w:rPr>
               <w:drawing>
-                <wp:inline distT="0" distB="0" distL="0" distR="0" wp14:anchorId="4F14BF56" wp14:editId="651C5506">
+                <wp:inline distT="0" distB="0" distL="0" distR="0" wp14:anchorId="4F14BF56" wp14:editId="118C884D">
                   <wp:extent cx="4483100" cy="2974180"/>
                   <wp:effectExtent l="0" t="0" r="0" b="0"/>
                   <wp:docPr id="5" name="Image 5"/>
@@ -1329,13 +1252,8 @@
               </w:numPr>
               <w:spacing w:line="240" w:lineRule="auto"/>
             </w:pPr>
-            <w:proofErr w:type="spellStart"/>
-            <w:r>
-              <w:t>Amax</w:t>
-            </w:r>
-            <w:proofErr w:type="spellEnd"/>
-            <w:r>
-              <w:t xml:space="preserve"> = 9 rad/s².</w:t>
+            <w:r>
+              <w:t>Amax = 9 rad/s².</w:t>
             </w:r>
           </w:p>
           <w:p>
